--- a/docs/MediCore_HMS_Maintenance_Plan_v1.2.docx
+++ b/docs/MediCore_HMS_Maintenance_Plan_v1.2.docx
@@ -81,7 +81,7 @@
           <w:sz w:val="24"/>
           <w:szCs w:val="24"/>
         </w:rPr>
-        <w:t>Companion documents: Design v1.7 · Testing Report v1.4 · Technical Debt Ledger v1.3</w:t>
+        <w:t>Companion documents: Design v1.7 · Testing Report v1.4 · Technical Debt Ledger v1.4</w:t>
       </w:r>
     </w:p>
     <w:p>
@@ -1984,7 +1984,7 @@
                 <w:sz w:val="20"/>
                 <w:szCs w:val="20"/>
               </w:rPr>
-              <w:t xml:space="preserve">Git repository (M1→deployment-pack commit trail); medicore-backend-server/ is production, server/ is the tested M1 reference, web/ is the front end</w:t>
+              <w:t>Git repository (M1 → deployment-pack commit trail); medicore-backend-server/ is the production backend, web/ is the front end, docs/ carries the delivered documents and browser evidence</w:t>
             </w:r>
           </w:p>
         </w:tc>

--- a/docs/MediCore_HMS_Maintenance_Plan_v1.2.docx
+++ b/docs/MediCore_HMS_Maintenance_Plan_v1.2.docx
@@ -94,7 +94,7 @@
           <w:sz w:val="24"/>
           <w:szCs w:val="24"/>
         </w:rPr>
-        <w:t xml:space="preserve">Prepared by: [Your Name]</w:t>
+        <w:t>Prepared by: Kelvin Addae Kwarteng  ·  Student ID 22427564</w:t>
       </w:r>
     </w:p>
     <w:p>
@@ -2325,7 +2325,7 @@
         <w:sz w:val="18"/>
         <w:szCs w:val="18"/>
       </w:rPr>
-      <w:t xml:space="preserve">MediCore HMS — Maintenance &amp; Evolution Plan v1.1  ·  Page </w:t>
+      <w:t xml:space="preserve">MediCore HMS — Maintenance &amp; Evolution Plan v1.2  ·  Kelvin Addae Kwarteng (22427564)  ·  Page </w:t>
     </w:r>
     <w:r>
       <w:rPr>

--- a/docs/MediCore_HMS_Maintenance_Plan_v1.2.docx
+++ b/docs/MediCore_HMS_Maintenance_Plan_v1.2.docx
@@ -81,7 +81,7 @@
           <w:sz w:val="24"/>
           <w:szCs w:val="24"/>
         </w:rPr>
-        <w:t>Companion documents: Design v1.7 · Testing Report v1.4 · Technical Debt Ledger v1.4</w:t>
+        <w:t>Companion documents: Design v1.8 · Testing Report v1.5 · Technical Debt Ledger v1.4</w:t>
       </w:r>
     </w:p>
     <w:p>
